--- a/backend/data/corpus/DOC-20220711-056.docx
+++ b/backend/data/corpus/DOC-20220711-056.docx
@@ -31,7 +31,7 @@
           <w:b/>
           <w:sz w:val="21"/>
         </w:rPr>
-        <w:t>HCP: Nikolai Zeitler, MD, Juniper Flats Neurology Partners, Allentown, PA (RSM)</w:t>
+        <w:t>HCP: Rohan Ravenscroft, MD, Fox Hollow Neurology Partners, Omaha, NE (RSM)</w:t>
       </w:r>
     </w:p>
     <w:p>
@@ -46,7 +46,7 @@
         <w:rPr>
           <w:sz w:val="21"/>
         </w:rPr>
-        <w:t>Stopped by by the scheduling desk for twenty-minute conversation.</w:t>
+        <w:t>Stopped by in the shared office for productive convo.</w:t>
       </w:r>
     </w:p>
     <w:p>
@@ -61,7 +61,7 @@
         <w:rPr>
           <w:sz w:val="21"/>
         </w:rPr>
-        <w:t>Titration habits came up in general terms; no specifics were discussed and none were offered.</w:t>
+        <w:t>The practice lost a front-desk coordinator and has not backfilled, so referral queue looks better than last year.</w:t>
       </w:r>
     </w:p>
     <w:p>
@@ -76,7 +76,7 @@
         <w:rPr>
           <w:sz w:val="21"/>
         </w:rPr>
-        <w:t>The scheduling system changed again last month, and that took up first part of convo.</w:t>
+        <w:t>Mostly small talk about the program and the venue.</w:t>
       </w:r>
     </w:p>
     <w:sectPr>
